--- a/Project_Animagus/작업 일지/광신_작업일지/작업일지(250224-250302).docx
+++ b/Project_Animagus/작업 일지/광신_작업일지/작업일지(250224-250302).docx
@@ -65,7 +65,6 @@
             <w:pPr>
               <w:jc w:val="center"/>
               <w:rPr>
-                <w:rFonts w:hint="eastAsia"/>
                 <w:b/>
                 <w:sz w:val="18"/>
               </w:rPr>
@@ -190,7 +189,7 @@
                 <w:rFonts w:hint="eastAsia"/>
                 <w:b/>
               </w:rPr>
-              <w:t>9</w:t>
+              <w:t>10</w:t>
             </w:r>
           </w:p>
         </w:tc>
@@ -425,7 +424,6 @@
             <w:pPr>
               <w:jc w:val="left"/>
               <w:rPr>
-                <w:rFonts w:hint="eastAsia"/>
                 <w:b/>
               </w:rPr>
             </w:pPr>
@@ -451,7 +449,6 @@
     <w:p>
       <w:pPr>
         <w:rPr>
-          <w:rFonts w:hint="eastAsia"/>
           <w:b/>
           <w:sz w:val="22"/>
         </w:rPr>
@@ -503,7 +500,6 @@
     <w:p>
       <w:pPr>
         <w:rPr>
-          <w:rFonts w:hint="eastAsia"/>
           <w:sz w:val="22"/>
         </w:rPr>
       </w:pPr>
@@ -640,18 +636,25 @@
             <w:pPr>
               <w:jc w:val="center"/>
               <w:rPr>
-                <w:rFonts w:hint="eastAsia"/>
-                <w:b/>
-                <w:sz w:val="22"/>
-              </w:rPr>
-            </w:pPr>
-            <w:r>
-              <w:rPr>
-                <w:rFonts w:hint="eastAsia"/>
-                <w:b/>
-                <w:sz w:val="22"/>
-              </w:rPr>
-              <w:t>10</w:t>
+                <w:b/>
+                <w:sz w:val="22"/>
+              </w:rPr>
+            </w:pPr>
+            <w:r>
+              <w:rPr>
+                <w:rFonts w:hint="eastAsia"/>
+                <w:b/>
+                <w:sz w:val="22"/>
+              </w:rPr>
+              <w:t>1</w:t>
+            </w:r>
+            <w:r>
+              <w:rPr>
+                <w:rFonts w:hint="eastAsia"/>
+                <w:b/>
+                <w:sz w:val="22"/>
+              </w:rPr>
+              <w:t>1</w:t>
             </w:r>
           </w:p>
         </w:tc>
@@ -715,7 +718,44 @@
                 <w:b/>
                 <w:sz w:val="22"/>
               </w:rPr>
-              <w:t>0</w:t>
+              <w:t>03</w:t>
+            </w:r>
+            <w:r>
+              <w:rPr>
+                <w:b/>
+                <w:sz w:val="22"/>
+              </w:rPr>
+              <w:t>.</w:t>
+            </w:r>
+            <w:r>
+              <w:rPr>
+                <w:rFonts w:hint="eastAsia"/>
+                <w:b/>
+                <w:sz w:val="22"/>
+              </w:rPr>
+              <w:t>03</w:t>
+            </w:r>
+            <w:r>
+              <w:rPr>
+                <w:b/>
+                <w:sz w:val="22"/>
+              </w:rPr>
+              <w:t>~202</w:t>
+            </w:r>
+            <w:r>
+              <w:rPr>
+                <w:rFonts w:hint="eastAsia"/>
+                <w:b/>
+                <w:sz w:val="22"/>
+              </w:rPr>
+              <w:t>5</w:t>
+            </w:r>
+            <w:r>
+              <w:rPr>
+                <w:b/>
+                <w:sz w:val="22"/>
+              </w:rPr>
+              <w:t>.0</w:t>
             </w:r>
             <w:r>
               <w:rPr>
@@ -738,60 +778,7 @@
                 <w:b/>
                 <w:sz w:val="22"/>
               </w:rPr>
-              <w:t>03</w:t>
-            </w:r>
-            <w:r>
-              <w:rPr>
-                <w:b/>
-                <w:sz w:val="22"/>
-              </w:rPr>
-              <w:t>~202</w:t>
-            </w:r>
-            <w:r>
-              <w:rPr>
-                <w:rFonts w:hint="eastAsia"/>
-                <w:b/>
-                <w:sz w:val="22"/>
-              </w:rPr>
-              <w:t>5</w:t>
-            </w:r>
-            <w:r>
-              <w:rPr>
-                <w:b/>
-                <w:sz w:val="22"/>
-              </w:rPr>
-              <w:t>.0</w:t>
-            </w:r>
-            <w:r>
-              <w:rPr>
-                <w:rFonts w:hint="eastAsia"/>
-                <w:b/>
-                <w:sz w:val="22"/>
-              </w:rPr>
-              <w:t>3</w:t>
-            </w:r>
-            <w:r>
-              <w:rPr>
-                <w:b/>
-                <w:sz w:val="22"/>
-              </w:rPr>
-              <w:t>.</w:t>
-            </w:r>
-            <w:r>
-              <w:rPr>
-                <w:rFonts w:hint="eastAsia"/>
-                <w:b/>
-                <w:sz w:val="22"/>
-              </w:rPr>
-              <w:t>0</w:t>
-            </w:r>
-            <w:r>
-              <w:rPr>
-                <w:rFonts w:hint="eastAsia"/>
-                <w:b/>
-                <w:sz w:val="22"/>
-              </w:rPr>
-              <w:t>9</w:t>
+              <w:t>09</w:t>
             </w:r>
           </w:p>
         </w:tc>
@@ -830,11 +817,6 @@
             <w:vAlign w:val="center"/>
           </w:tcPr>
           <w:p>
-            <w:pPr>
-              <w:rPr>
-                <w:rFonts w:hint="eastAsia"/>
-              </w:rPr>
-            </w:pPr>
             <w:r>
               <w:rPr>
                 <w:rFonts w:hint="eastAsia"/>
